--- a/dist/demo/assets/en-initial.docx
+++ b/dist/demo/assets/en-initial.docx
@@ -131,39 +131,39 @@
           </w:p>
         </w:tc>
       </w:tr>
-      <w:tr>
-        <w:trPr>
-          <w:cantSplit/>
-        </w:trPr>
-        <w:tc>
-          <w:tcPr>
-            <w:tcW w:w="3447" w:type="dxa"/>
-          </w:tcPr>
-          <w:p>
-            <w:pPr>
-              <w:spacing w:before="0" w:after="0" w:line="348" w:lineRule="auto"/>
-            </w:pPr>
-            <w:r>
-              <w:rPr/>
-              <w:t xml:space="preserve">Document number</w:t>
-            </w:r>
-          </w:p>
-        </w:tc>
-        <w:tc>
-          <w:tcPr>
-            <w:tcW w:w="5625" w:type="dxa"/>
-          </w:tcPr>
-          <w:p>
-            <w:pPr>
-              <w:spacing w:before="0" w:after="0" w:line="348" w:lineRule="auto"/>
-            </w:pPr>
-            <w:r>
-              <w:rPr/>
-              <w:t xml:space="preserve">DEMO-12345</w:t>
-            </w:r>
-          </w:p>
-        </w:tc>
-      </w:tr>
+    </w:tbl>
+    <w:p>
+      <w:pPr>
+        <w:spacing w:before="0" w:after="90" w:line="348" w:lineRule="auto"/>
+      </w:pPr>
+      <w:r>
+        <w:rPr/>
+        <w:t xml:space="preserve">Document number: DEMO-12345</w:t>
+      </w:r>
+    </w:p>
+    <w:tbl>
+      <w:tblPr>
+        <w:tblW w:w="9072" w:type="dxa"/>
+        <w:tblLayout w:type="fixed"/>
+        <w:tblBorders>
+          <w:top w:val="single" w:sz="4" w:color="000000"/>
+          <w:left w:val="single" w:sz="4" w:color="000000"/>
+          <w:bottom w:val="single" w:sz="4" w:color="000000"/>
+          <w:right w:val="single" w:sz="4" w:color="000000"/>
+          <w:insideH w:val="single" w:sz="4" w:color="000000"/>
+          <w:insideV w:val="single" w:sz="4" w:color="000000"/>
+        </w:tblBorders>
+        <w:tblCellMar>
+          <w:top w:w="100" w:type="dxa"/>
+          <w:left w:w="120" w:type="dxa"/>
+          <w:bottom w:w="100" w:type="dxa"/>
+          <w:right w:w="120" w:type="dxa"/>
+        </w:tblCellMar>
+      </w:tblPr>
+      <w:tblGrid>
+        <w:gridCol w:w="3447"/>
+        <w:gridCol w:w="5625"/>
+      </w:tblGrid>
       <w:tr>
         <w:trPr>
           <w:cantSplit/>

--- a/dist/demo/assets/en-initial.docx
+++ b/dist/demo/assets/en-initial.docx
@@ -134,7 +134,7 @@
     </w:tbl>
     <w:p>
       <w:pPr>
-        <w:spacing w:before="0" w:after="90" w:line="348" w:lineRule="auto"/>
+        <w:spacing w:before="240" w:after="90" w:line="348" w:lineRule="auto"/>
       </w:pPr>
       <w:r>
         <w:rPr/>

--- a/dist/demo/assets/en-initial.docx
+++ b/dist/demo/assets/en-initial.docx
@@ -207,24 +207,57 @@
         <w:t xml:space="preserve">(Back)</w:t>
       </w:r>
     </w:p>
-    <w:p>
-      <w:pPr>
-        <w:spacing w:before="0" w:after="90" w:line="348" w:lineRule="auto"/>
-      </w:pPr>
-      <w:r>
-        <w:rPr/>
-        <w:t xml:space="preserve">[Stamp: fictional demo authority]</w:t>
-      </w:r>
-    </w:p>
-    <w:p>
-      <w:pPr>
-        <w:spacing w:before="0" w:after="90" w:line="348" w:lineRule="auto"/>
-      </w:pPr>
-      <w:r>
-        <w:rPr/>
-        <w:t xml:space="preserve">[Signature present]</w:t>
-      </w:r>
-    </w:p>
+    <w:tbl>
+      <w:tblPr>
+        <w:tblW w:w="9072" w:type="dxa"/>
+        <w:tblLayout w:type="fixed"/>
+        <w:tblBorders>
+          <w:top w:val="single" w:sz="4" w:color="000000"/>
+          <w:left w:val="single" w:sz="4" w:color="000000"/>
+          <w:bottom w:val="single" w:sz="4" w:color="000000"/>
+          <w:right w:val="single" w:sz="4" w:color="000000"/>
+          <w:insideH w:val="nil" w:sz="4" w:color="000000"/>
+          <w:insideV w:val="single" w:sz="4" w:color="000000"/>
+        </w:tblBorders>
+        <w:tblCellMar>
+          <w:top w:w="100" w:type="dxa"/>
+          <w:left w:w="120" w:type="dxa"/>
+          <w:bottom w:w="100" w:type="dxa"/>
+          <w:right w:w="120" w:type="dxa"/>
+        </w:tblCellMar>
+      </w:tblPr>
+      <w:tblGrid>
+        <w:gridCol w:w="9072"/>
+      </w:tblGrid>
+      <w:tr>
+        <w:trPr>
+          <w:cantSplit/>
+        </w:trPr>
+        <w:tc>
+          <w:tcPr>
+            <w:tcW w:w="9072" w:type="dxa"/>
+          </w:tcPr>
+          <w:p>
+            <w:pPr>
+              <w:spacing w:before="0" w:after="0" w:line="348" w:lineRule="auto"/>
+            </w:pPr>
+            <w:r>
+              <w:rPr/>
+              <w:t xml:space="preserve">Fictional demo authority</w:t>
+            </w:r>
+          </w:p>
+          <w:p>
+            <w:pPr>
+              <w:spacing w:before="0" w:after="0" w:line="348" w:lineRule="auto"/>
+            </w:pPr>
+            <w:r>
+              <w:rPr/>
+              <w:t xml:space="preserve">[Signature present]</w:t>
+            </w:r>
+          </w:p>
+        </w:tc>
+      </w:tr>
+    </w:tbl>
     <w:sectPr>
       <w:pgSz w:w="11906" w:h="16838"/>
       <w:headerReference w:type="default" r:id="rId2"/>

--- a/dist/demo/assets/en-initial.docx
+++ b/dist/demo/assets/en-initial.docx
@@ -4,24 +4,13 @@
   <w:body>
     <w:p>
       <w:pPr>
-        <w:pStyle w:val="Title"/>
-        <w:jc w:val="center"/>
-        <w:spacing w:before="0" w:after="400" w:line="348" w:lineRule="auto"/>
+        <w:spacing w:before="0" w:after="90" w:line="348" w:lineRule="auto"/>
       </w:pPr>
       <w:r>
         <w:rPr>
-          <w:b/>
-          <w:bCs/>
+          <w:sz w:val="22"/>
+          <w:szCs w:val="22"/>
         </w:rPr>
-        <w:t xml:space="preserve">Certified translation from Arabic into English</w:t>
-      </w:r>
-    </w:p>
-    <w:p>
-      <w:pPr>
-        <w:spacing w:before="0" w:after="90" w:line="348" w:lineRule="auto"/>
-      </w:pPr>
-      <w:r>
-        <w:rPr/>
         <w:t xml:space="preserve">FICTIONAL SAMPLE TRANSLATION</w:t>
       </w:r>
     </w:p>
@@ -30,7 +19,10 @@
         <w:spacing w:before="0" w:after="90" w:line="348" w:lineRule="auto"/>
       </w:pPr>
       <w:r>
-        <w:rPr/>
+        <w:rPr>
+          <w:sz w:val="22"/>
+          <w:szCs w:val="22"/>
+        </w:rPr>
         <w:t xml:space="preserve">(Front)</w:t>
       </w:r>
     </w:p>
@@ -70,7 +62,10 @@
               <w:spacing w:before="0" w:after="0" w:line="348" w:lineRule="auto"/>
             </w:pPr>
             <w:r>
-              <w:rPr/>
+              <w:rPr>
+                <w:sz w:val="22"/>
+                <w:szCs w:val="22"/>
+              </w:rPr>
               <w:t xml:space="preserve">Name</w:t>
             </w:r>
           </w:p>
@@ -84,8 +79,11 @@
               <w:spacing w:before="0" w:after="0" w:line="348" w:lineRule="auto"/>
             </w:pPr>
             <w:r>
-              <w:rPr/>
-              <w:t xml:space="preserve">Omar Hassan</w:t>
+              <w:rPr>
+                <w:sz w:val="22"/>
+                <w:szCs w:val="22"/>
+              </w:rPr>
+              <w:t xml:space="preserve">Layla Samir Nassar</w:t>
             </w:r>
           </w:p>
         </w:tc>
@@ -103,7 +101,10 @@
               <w:spacing w:before="0" w:after="0" w:line="348" w:lineRule="auto"/>
             </w:pPr>
             <w:r>
-              <w:rPr/>
+              <w:rPr>
+                <w:sz w:val="22"/>
+                <w:szCs w:val="22"/>
+              </w:rPr>
               <w:t xml:space="preserve">Date of birth</w:t>
             </w:r>
           </w:p>
@@ -117,15 +118,24 @@
               <w:spacing w:before="0" w:after="0" w:line="348" w:lineRule="auto"/>
             </w:pPr>
             <w:r>
-              <w:rPr/>
+              <w:rPr>
+                <w:sz w:val="22"/>
+                <w:szCs w:val="22"/>
+              </w:rPr>
               <w:t xml:space="preserve"/>
             </w:r>
             <w:r>
-              <w:rPr/>
-              <w:t xml:space="preserve">07.03.1998</w:t>
-            </w:r>
-            <w:r>
-              <w:rPr/>
+              <w:rPr>
+                <w:sz w:val="22"/>
+                <w:szCs w:val="22"/>
+              </w:rPr>
+              <w:t xml:space="preserve">18.09.1994</w:t>
+            </w:r>
+            <w:r>
+              <w:rPr>
+                <w:sz w:val="22"/>
+                <w:szCs w:val="22"/>
+              </w:rPr>
               <w:t xml:space="preserve"/>
             </w:r>
           </w:p>
@@ -137,8 +147,11 @@
         <w:spacing w:before="240" w:after="90" w:line="348" w:lineRule="auto"/>
       </w:pPr>
       <w:r>
-        <w:rPr/>
-        <w:t xml:space="preserve">Document number: DEMO-12345</w:t>
+        <w:rPr>
+          <w:sz w:val="22"/>
+          <w:szCs w:val="22"/>
+        </w:rPr>
+        <w:t xml:space="preserve">Document number: FQ-DEMO-2048</w:t>
       </w:r>
     </w:p>
     <w:tbl>
@@ -177,7 +190,10 @@
               <w:spacing w:before="0" w:after="0" w:line="348" w:lineRule="auto"/>
             </w:pPr>
             <w:r>
-              <w:rPr/>
+              <w:rPr>
+                <w:sz w:val="22"/>
+                <w:szCs w:val="22"/>
+              </w:rPr>
               <w:t xml:space="preserve">Features</w:t>
             </w:r>
           </w:p>
@@ -191,7 +207,10 @@
               <w:spacing w:before="0" w:after="0" w:line="348" w:lineRule="auto"/>
             </w:pPr>
             <w:r>
-              <w:rPr/>
+              <w:rPr>
+                <w:sz w:val="22"/>
+                <w:szCs w:val="22"/>
+              </w:rPr>
               <w:t xml:space="preserve">No distinguishing features</w:t>
             </w:r>
           </w:p>
@@ -203,13 +222,16 @@
         <w:spacing w:before="160" w:after="90" w:line="348" w:lineRule="auto"/>
       </w:pPr>
       <w:r>
-        <w:rPr/>
+        <w:rPr>
+          <w:sz w:val="22"/>
+          <w:szCs w:val="22"/>
+        </w:rPr>
         <w:t xml:space="preserve">(Back)</w:t>
       </w:r>
     </w:p>
     <w:tbl>
       <w:tblPr>
-        <w:tblW w:w="9072" w:type="dxa"/>
+        <w:tblW w:w="3088" w:type="dxa"/>
         <w:tblLayout w:type="fixed"/>
         <w:tblBorders>
           <w:top w:val="single" w:sz="4" w:color="000000"/>
@@ -227,7 +249,7 @@
         </w:tblCellMar>
       </w:tblPr>
       <w:tblGrid>
-        <w:gridCol w:w="9072"/>
+        <w:gridCol w:w="3088"/>
       </w:tblGrid>
       <w:tr>
         <w:trPr>
@@ -235,14 +257,17 @@
         </w:trPr>
         <w:tc>
           <w:tcPr>
-            <w:tcW w:w="9072" w:type="dxa"/>
-          </w:tcPr>
-          <w:p>
-            <w:pPr>
-              <w:spacing w:before="0" w:after="0" w:line="348" w:lineRule="auto"/>
-            </w:pPr>
-            <w:r>
-              <w:rPr/>
+            <w:tcW w:w="3088" w:type="dxa"/>
+          </w:tcPr>
+          <w:p>
+            <w:pPr>
+              <w:spacing w:before="0" w:after="0" w:line="348" w:lineRule="auto"/>
+            </w:pPr>
+            <w:r>
+              <w:rPr>
+                <w:sz w:val="22"/>
+                <w:szCs w:val="22"/>
+              </w:rPr>
               <w:t xml:space="preserve">Fictional demo authority</w:t>
             </w:r>
           </w:p>
@@ -251,8 +276,11 @@
               <w:spacing w:before="0" w:after="0" w:line="348" w:lineRule="auto"/>
             </w:pPr>
             <w:r>
-              <w:rPr/>
-              <w:t xml:space="preserve">[Signature present]</w:t>
+              <w:rPr>
+                <w:sz w:val="22"/>
+                <w:szCs w:val="22"/>
+              </w:rPr>
+              <w:t xml:space="preserve">[Signature: unreadable]</w:t>
             </w:r>
           </w:p>
         </w:tc>
@@ -272,24 +300,24 @@
 <w:ftr xmlns:w="http://schemas.openxmlformats.org/wordprocessingml/2006/main">
   <w:p>
     <w:pPr>
-      <w:spacing w:before="0" w:after="0" w:line="348" w:lineRule="auto"/>
-    </w:pPr>
-    <w:r>
-      <w:rPr/>
-      <w:t xml:space="preserve"/>
-    </w:r>
-  </w:p>
-  <w:p>
-    <w:pPr>
       <w:jc w:val="center"/>
     </w:pPr>
     <w:r>
+      <w:rPr>
+        <w:sz w:val="16"/>
+      </w:rPr>
       <w:fldChar w:fldCharType="begin"/>
     </w:r>
     <w:r>
+      <w:rPr>
+        <w:sz w:val="16"/>
+      </w:rPr>
       <w:instrText> PAGE </w:instrText>
     </w:r>
     <w:r>
+      <w:rPr>
+        <w:sz w:val="16"/>
+      </w:rPr>
       <w:fldChar w:fldCharType="end"/>
     </w:r>
   </w:p>
@@ -300,11 +328,17 @@
 <w:hdr xmlns:w="http://schemas.openxmlformats.org/wordprocessingml/2006/main">
   <w:p>
     <w:pPr>
+      <w:jc w:val="center"/>
       <w:spacing w:before="0" w:after="0" w:line="348" w:lineRule="auto"/>
     </w:pPr>
     <w:r>
-      <w:rPr/>
-      <w:t xml:space="preserve"/>
+      <w:rPr>
+        <w:sz w:val="22"/>
+        <w:szCs w:val="22"/>
+        <w:b/>
+        <w:bCs/>
+      </w:rPr>
+      <w:t xml:space="preserve">Certified translation from Arabic into English</w:t>
     </w:r>
   </w:p>
 </w:hdr>
@@ -315,9 +349,9 @@
   <w:docDefaults>
     <w:rPrDefault>
       <w:rPr>
-        <w:rFonts w:ascii="Times New Roman" w:hAnsi="Times New Roman" w:cs="Arial"/>
+        <w:rFonts w:ascii="Aptos" w:hAnsi="Aptos" w:eastAsia="Aptos" w:cs="Aptos"/>
         <w:sz w:val="22"/>
-        <w:szCs w:val="24"/>
+        <w:szCs w:val="22"/>
         <w:color w:val="000000"/>
         <w:lang w:val="de-AT" w:bidi="ar-SA"/>
       </w:rPr>
@@ -325,18 +359,10 @@
   </w:docDefaults>
   <w:style w:type="paragraph" w:default="1" w:styleId="Normal">
     <w:name w:val="Normal"/>
-  </w:style>
-  <w:style w:type="paragraph" w:styleId="Title">
-    <w:name w:val="Title"/>
-    <w:basedOn w:val="Normal"/>
-    <w:pPr>
-      <w:keepNext/>
-      <w:jc w:val="center"/>
-    </w:pPr>
     <w:rPr>
-      <w:b/>
-      <w:sz w:val="26"/>
-      <w:color w:val="000000"/>
+      <w:rFonts w:ascii="Aptos" w:hAnsi="Aptos" w:eastAsia="Aptos" w:cs="Aptos"/>
+      <w:sz w:val="22"/>
+      <w:szCs w:val="22"/>
     </w:rPr>
   </w:style>
 </w:styles>

--- a/dist/demo/assets/en-initial.docx
+++ b/dist/demo/assets/en-initial.docx
@@ -231,7 +231,7 @@
     </w:p>
     <w:tbl>
       <w:tblPr>
-        <w:tblW w:w="3088" w:type="dxa"/>
+        <w:tblW w:w="3424" w:type="dxa"/>
         <w:tblLayout w:type="fixed"/>
         <w:tblBorders>
           <w:top w:val="single" w:sz="4" w:color="000000"/>
@@ -249,7 +249,7 @@
         </w:tblCellMar>
       </w:tblPr>
       <w:tblGrid>
-        <w:gridCol w:w="3088"/>
+        <w:gridCol w:w="3424"/>
       </w:tblGrid>
       <w:tr>
         <w:trPr>
@@ -257,7 +257,7 @@
         </w:trPr>
         <w:tc>
           <w:tcPr>
-            <w:tcW w:w="3088" w:type="dxa"/>
+            <w:tcW w:w="3424" w:type="dxa"/>
           </w:tcPr>
           <w:p>
             <w:pPr>
@@ -280,7 +280,7 @@
                 <w:sz w:val="22"/>
                 <w:szCs w:val="22"/>
               </w:rPr>
-              <w:t xml:space="preserve">[Signature: unreadable]</w:t>
+              <w:t xml:space="preserve">[Unterschrift: unleserlich]</w:t>
             </w:r>
           </w:p>
         </w:tc>
